--- a/QED Course/Prologue 01 Photons and Probability Arrows.docx
+++ b/QED Course/Prologue 01 Photons and Probability Arrows.docx
@@ -114,7 +114,7 @@
         <w:pStyle w:val="ListBullet"/>
       </w:pPr>
       <w:r>
-        <w:t>Identify the rotating of an arrow with the passage of time, at a rate set by the colour of the light.</w:t>
+        <w:t>Identify the rotating of an arrow with the passage of time, at a rate set by the color of the light.</w:t>
       </w:r>
     </w:p>
     <w:p>
@@ -309,7 +309,7 @@
           </w:tcPr>
           <w:p>
             <w:r>
-              <w:t>colour</w:t>
+              <w:t>color</w:t>
             </w:r>
           </w:p>
         </w:tc>
@@ -678,7 +678,7 @@
         </w:numPr>
       </w:pPr>
       <w:r>
-        <w:t>An arrow's direction records time along a path, at a rate set by colour.</w:t>
+        <w:t>An arrow's direction records time along a path, at a rate set by color.</w:t>
       </w:r>
     </w:p>
     <w:p>
@@ -1132,7 +1132,7 @@
         <w:t xml:space="preserve"> </w:t>
       </w:r>
       <w:r>
-        <w:t>The colour (frequency) of the light.</w:t>
+        <w:t>The color (frequency) of the light.</w:t>
       </w:r>
     </w:p>
     <w:p>
